--- a/pays/suisse/outputs/MAB_Suisse_EtudeV4_mise_en_page.docx
+++ b/pays/suisse/outputs/MAB_Suisse_EtudeV4_mise_en_page.docx
@@ -6610,7 +6610,7 @@
           <w:color w:val="595959"/>
           <w:sz w:val="18"/>
         </w:rPr>
-        <w:t>⚠ Aucune source publique ne recense la taille exacte du marché suisse de la robinetterie. Estimation par extrapolation depuis la France (protocole MAB). Pas d'étude BRG Suisse disponible : Estimation B non calculable.</w:t>
+        <w:t>⚠ Aucune source publique ne recense la taille exacte du marché suisse de la robinetterie. Deux estimations présentées : Estimation A (extrapolation depuis France) + Estimation B (BRG CH 2020, données directes). Source BRG : CH_Bathrooms_Full_Report_2020.pdf — périmètre taps &amp; mixers toutes applications (cuisine + sanitaire, résidentiel + non-résidentiel).</w:t>
       </w:r>
     </w:p>
     <w:p>
@@ -7740,7 +7740,7 @@
           <w:rFonts w:ascii="Calibri" w:hAnsi="Calibri"/>
           <w:color w:val="595959"/>
         </w:rPr>
-        <w:t>Estimation B — Base Études BRG</w:t>
+        <w:t>Estimation B — Base BRG CH 2020 (données directes Suisse)</w:t>
       </w:r>
     </w:p>
     <w:p>
@@ -7754,7 +7754,2013 @@
           <w:i w:val="0"/>
           <w:sz w:val="20"/>
         </w:rPr>
-        <w:t>[DONNÉE NON DISPONIBLE — Aucune étude BRG spécifique à la Suisse n'a été identifiée dans les sources internes ou externes. L'unique étude BRG disponible en sources internes couvre la Belgique (BE_Bathrooms_Full_Report_2020.pdf). L'Estimation B ne peut pas être calculée. À demander : europe@brgbuildingsolutions.com]</w:t>
+        <w:t>Source : CH_Bathrooms_Full_Report_2020.pdf, BRG Building Solutions, juillet 2020. Données base année 2019 (dernière année pré-COVID disponible).</w:t>
+      </w:r>
+    </w:p>
+    <w:tbl>
+      <w:tblPr>
+        <w:tblStyle w:val="TableGrid"/>
+        <w:tblW w:type="auto" w:w="0"/>
+        <w:tblLook w:firstColumn="1" w:firstRow="1" w:lastColumn="0" w:lastRow="0" w:noHBand="0" w:noVBand="1" w:val="04A0"/>
+      </w:tblPr>
+      <w:tblGrid>
+        <w:gridCol w:w="2351"/>
+        <w:gridCol w:w="2351"/>
+        <w:gridCol w:w="2351"/>
+        <w:gridCol w:w="2351"/>
+      </w:tblGrid>
+      <w:tr>
+        <w:tc>
+          <w:tcPr>
+            <w:tcW w:type="dxa" w:w="2351"/>
+            <w:shd w:val="clear" w:color="auto" w:fill="EBEBEB"/>
+          </w:tcPr>
+          <w:p>
+            <w:r>
+              <w:rPr>
+                <w:rFonts w:ascii="Calibri" w:hAnsi="Calibri"/>
+              </w:rPr>
+            </w:r>
+            <w:r>
+              <w:rPr>
+                <w:rFonts w:ascii="Calibri" w:hAnsi="Calibri"/>
+                <w:b/>
+                <w:color w:val="595959"/>
+                <w:sz w:val="18"/>
+              </w:rPr>
+              <w:t>Segment (BRG 2019)</w:t>
+            </w:r>
+          </w:p>
+        </w:tc>
+        <w:tc>
+          <w:tcPr>
+            <w:tcW w:type="dxa" w:w="2351"/>
+            <w:shd w:val="clear" w:color="auto" w:fill="EBEBEB"/>
+          </w:tcPr>
+          <w:p>
+            <w:r>
+              <w:rPr>
+                <w:rFonts w:ascii="Calibri" w:hAnsi="Calibri"/>
+              </w:rPr>
+            </w:r>
+            <w:r>
+              <w:rPr>
+                <w:rFonts w:ascii="Calibri" w:hAnsi="Calibri"/>
+                <w:b/>
+                <w:color w:val="595959"/>
+                <w:sz w:val="18"/>
+              </w:rPr>
+              <w:t>Volume (unités)</w:t>
+            </w:r>
+          </w:p>
+        </w:tc>
+        <w:tc>
+          <w:tcPr>
+            <w:tcW w:type="dxa" w:w="2351"/>
+            <w:shd w:val="clear" w:color="auto" w:fill="EBEBEB"/>
+          </w:tcPr>
+          <w:p>
+            <w:r>
+              <w:rPr>
+                <w:rFonts w:ascii="Calibri" w:hAnsi="Calibri"/>
+              </w:rPr>
+            </w:r>
+            <w:r>
+              <w:rPr>
+                <w:rFonts w:ascii="Calibri" w:hAnsi="Calibri"/>
+                <w:b/>
+                <w:color w:val="595959"/>
+                <w:sz w:val="18"/>
+              </w:rPr>
+              <w:t>Valeur MSP CHF</w:t>
+            </w:r>
+          </w:p>
+        </w:tc>
+        <w:tc>
+          <w:tcPr>
+            <w:tcW w:type="dxa" w:w="2351"/>
+            <w:shd w:val="clear" w:color="auto" w:fill="EBEBEB"/>
+          </w:tcPr>
+          <w:p>
+            <w:r>
+              <w:rPr>
+                <w:rFonts w:ascii="Calibri" w:hAnsi="Calibri"/>
+              </w:rPr>
+            </w:r>
+            <w:r>
+              <w:rPr>
+                <w:rFonts w:ascii="Calibri" w:hAnsi="Calibri"/>
+                <w:b/>
+                <w:color w:val="595959"/>
+                <w:sz w:val="18"/>
+              </w:rPr>
+              <w:t>Valeur MSP EUR</w:t>
+            </w:r>
+          </w:p>
+        </w:tc>
+      </w:tr>
+      <w:tr>
+        <w:tc>
+          <w:tcPr>
+            <w:tcW w:type="dxa" w:w="2351"/>
+          </w:tcPr>
+          <w:p>
+            <w:r>
+              <w:rPr>
+                <w:rFonts w:ascii="Calibri" w:hAnsi="Calibri"/>
+              </w:rPr>
+            </w:r>
+            <w:r>
+              <w:rPr>
+                <w:rFonts w:ascii="Calibri" w:hAnsi="Calibri"/>
+                <w:sz w:val="18"/>
+              </w:rPr>
+              <w:t>Bath Taps and Mixers</w:t>
+            </w:r>
+          </w:p>
+        </w:tc>
+        <w:tc>
+          <w:tcPr>
+            <w:tcW w:type="dxa" w:w="2351"/>
+          </w:tcPr>
+          <w:p>
+            <w:r>
+              <w:rPr>
+                <w:rFonts w:ascii="Calibri" w:hAnsi="Calibri"/>
+              </w:rPr>
+            </w:r>
+            <w:r>
+              <w:rPr>
+                <w:rFonts w:ascii="Calibri" w:hAnsi="Calibri"/>
+                <w:sz w:val="18"/>
+              </w:rPr>
+              <w:t>137 000</w:t>
+            </w:r>
+          </w:p>
+        </w:tc>
+        <w:tc>
+          <w:tcPr>
+            <w:tcW w:type="dxa" w:w="2351"/>
+          </w:tcPr>
+          <w:p>
+            <w:r>
+              <w:rPr>
+                <w:rFonts w:ascii="Calibri" w:hAnsi="Calibri"/>
+              </w:rPr>
+            </w:r>
+            <w:r>
+              <w:rPr>
+                <w:rFonts w:ascii="Calibri" w:hAnsi="Calibri"/>
+                <w:sz w:val="18"/>
+              </w:rPr>
+              <w:t>17,71 M CHF</w:t>
+            </w:r>
+          </w:p>
+        </w:tc>
+        <w:tc>
+          <w:tcPr>
+            <w:tcW w:type="dxa" w:w="2351"/>
+          </w:tcPr>
+          <w:p>
+            <w:r>
+              <w:rPr>
+                <w:rFonts w:ascii="Calibri" w:hAnsi="Calibri"/>
+              </w:rPr>
+            </w:r>
+            <w:r>
+              <w:rPr>
+                <w:rFonts w:ascii="Calibri" w:hAnsi="Calibri"/>
+                <w:sz w:val="18"/>
+              </w:rPr>
+              <w:t>15,95 M EUR</w:t>
+            </w:r>
+          </w:p>
+        </w:tc>
+      </w:tr>
+      <w:tr>
+        <w:tc>
+          <w:tcPr>
+            <w:tcW w:type="dxa" w:w="2351"/>
+          </w:tcPr>
+          <w:p>
+            <w:r>
+              <w:rPr>
+                <w:rFonts w:ascii="Calibri" w:hAnsi="Calibri"/>
+              </w:rPr>
+            </w:r>
+            <w:r>
+              <w:rPr>
+                <w:rFonts w:ascii="Calibri" w:hAnsi="Calibri"/>
+                <w:sz w:val="18"/>
+              </w:rPr>
+              <w:t>Bidet Taps and Mixers</w:t>
+            </w:r>
+          </w:p>
+        </w:tc>
+        <w:tc>
+          <w:tcPr>
+            <w:tcW w:type="dxa" w:w="2351"/>
+          </w:tcPr>
+          <w:p>
+            <w:r>
+              <w:rPr>
+                <w:rFonts w:ascii="Calibri" w:hAnsi="Calibri"/>
+              </w:rPr>
+            </w:r>
+            <w:r>
+              <w:rPr>
+                <w:rFonts w:ascii="Calibri" w:hAnsi="Calibri"/>
+                <w:sz w:val="18"/>
+              </w:rPr>
+              <w:t>5 900</w:t>
+            </w:r>
+          </w:p>
+        </w:tc>
+        <w:tc>
+          <w:tcPr>
+            <w:tcW w:type="dxa" w:w="2351"/>
+          </w:tcPr>
+          <w:p>
+            <w:r>
+              <w:rPr>
+                <w:rFonts w:ascii="Calibri" w:hAnsi="Calibri"/>
+              </w:rPr>
+            </w:r>
+            <w:r>
+              <w:rPr>
+                <w:rFonts w:ascii="Calibri" w:hAnsi="Calibri"/>
+                <w:sz w:val="18"/>
+              </w:rPr>
+              <w:t>0,64 M CHF</w:t>
+            </w:r>
+          </w:p>
+        </w:tc>
+        <w:tc>
+          <w:tcPr>
+            <w:tcW w:type="dxa" w:w="2351"/>
+          </w:tcPr>
+          <w:p>
+            <w:r>
+              <w:rPr>
+                <w:rFonts w:ascii="Calibri" w:hAnsi="Calibri"/>
+              </w:rPr>
+            </w:r>
+            <w:r>
+              <w:rPr>
+                <w:rFonts w:ascii="Calibri" w:hAnsi="Calibri"/>
+                <w:sz w:val="18"/>
+              </w:rPr>
+              <w:t>0,58 M EUR</w:t>
+            </w:r>
+          </w:p>
+        </w:tc>
+      </w:tr>
+      <w:tr>
+        <w:tc>
+          <w:tcPr>
+            <w:tcW w:type="dxa" w:w="2351"/>
+          </w:tcPr>
+          <w:p>
+            <w:r>
+              <w:rPr>
+                <w:rFonts w:ascii="Calibri" w:hAnsi="Calibri"/>
+              </w:rPr>
+            </w:r>
+            <w:r>
+              <w:rPr>
+                <w:rFonts w:ascii="Calibri" w:hAnsi="Calibri"/>
+                <w:sz w:val="18"/>
+              </w:rPr>
+              <w:t>Kitchen Taps and Mixers</w:t>
+            </w:r>
+          </w:p>
+        </w:tc>
+        <w:tc>
+          <w:tcPr>
+            <w:tcW w:type="dxa" w:w="2351"/>
+          </w:tcPr>
+          <w:p>
+            <w:r>
+              <w:rPr>
+                <w:rFonts w:ascii="Calibri" w:hAnsi="Calibri"/>
+              </w:rPr>
+            </w:r>
+            <w:r>
+              <w:rPr>
+                <w:rFonts w:ascii="Calibri" w:hAnsi="Calibri"/>
+                <w:sz w:val="18"/>
+              </w:rPr>
+              <w:t>248 500</w:t>
+            </w:r>
+          </w:p>
+        </w:tc>
+        <w:tc>
+          <w:tcPr>
+            <w:tcW w:type="dxa" w:w="2351"/>
+          </w:tcPr>
+          <w:p>
+            <w:r>
+              <w:rPr>
+                <w:rFonts w:ascii="Calibri" w:hAnsi="Calibri"/>
+              </w:rPr>
+            </w:r>
+            <w:r>
+              <w:rPr>
+                <w:rFonts w:ascii="Calibri" w:hAnsi="Calibri"/>
+                <w:sz w:val="18"/>
+              </w:rPr>
+              <w:t>22,62 M CHF</w:t>
+            </w:r>
+          </w:p>
+        </w:tc>
+        <w:tc>
+          <w:tcPr>
+            <w:tcW w:type="dxa" w:w="2351"/>
+          </w:tcPr>
+          <w:p>
+            <w:r>
+              <w:rPr>
+                <w:rFonts w:ascii="Calibri" w:hAnsi="Calibri"/>
+              </w:rPr>
+            </w:r>
+            <w:r>
+              <w:rPr>
+                <w:rFonts w:ascii="Calibri" w:hAnsi="Calibri"/>
+                <w:sz w:val="18"/>
+              </w:rPr>
+              <w:t>20,38 M EUR</w:t>
+            </w:r>
+          </w:p>
+        </w:tc>
+      </w:tr>
+      <w:tr>
+        <w:tc>
+          <w:tcPr>
+            <w:tcW w:type="dxa" w:w="2351"/>
+          </w:tcPr>
+          <w:p>
+            <w:r>
+              <w:rPr>
+                <w:rFonts w:ascii="Calibri" w:hAnsi="Calibri"/>
+              </w:rPr>
+            </w:r>
+            <w:r>
+              <w:rPr>
+                <w:rFonts w:ascii="Calibri" w:hAnsi="Calibri"/>
+                <w:sz w:val="18"/>
+              </w:rPr>
+              <w:t>Shower Taps and Mixers</w:t>
+            </w:r>
+          </w:p>
+        </w:tc>
+        <w:tc>
+          <w:tcPr>
+            <w:tcW w:type="dxa" w:w="2351"/>
+          </w:tcPr>
+          <w:p>
+            <w:r>
+              <w:rPr>
+                <w:rFonts w:ascii="Calibri" w:hAnsi="Calibri"/>
+              </w:rPr>
+            </w:r>
+            <w:r>
+              <w:rPr>
+                <w:rFonts w:ascii="Calibri" w:hAnsi="Calibri"/>
+                <w:sz w:val="18"/>
+              </w:rPr>
+              <w:t>227 000</w:t>
+            </w:r>
+          </w:p>
+        </w:tc>
+        <w:tc>
+          <w:tcPr>
+            <w:tcW w:type="dxa" w:w="2351"/>
+          </w:tcPr>
+          <w:p>
+            <w:r>
+              <w:rPr>
+                <w:rFonts w:ascii="Calibri" w:hAnsi="Calibri"/>
+              </w:rPr>
+            </w:r>
+            <w:r>
+              <w:rPr>
+                <w:rFonts w:ascii="Calibri" w:hAnsi="Calibri"/>
+                <w:sz w:val="18"/>
+              </w:rPr>
+              <w:t>29,46 M CHF</w:t>
+            </w:r>
+          </w:p>
+        </w:tc>
+        <w:tc>
+          <w:tcPr>
+            <w:tcW w:type="dxa" w:w="2351"/>
+          </w:tcPr>
+          <w:p>
+            <w:r>
+              <w:rPr>
+                <w:rFonts w:ascii="Calibri" w:hAnsi="Calibri"/>
+              </w:rPr>
+            </w:r>
+            <w:r>
+              <w:rPr>
+                <w:rFonts w:ascii="Calibri" w:hAnsi="Calibri"/>
+                <w:sz w:val="18"/>
+              </w:rPr>
+              <w:t>26,54 M EUR</w:t>
+            </w:r>
+          </w:p>
+        </w:tc>
+      </w:tr>
+      <w:tr>
+        <w:tc>
+          <w:tcPr>
+            <w:tcW w:type="dxa" w:w="2351"/>
+          </w:tcPr>
+          <w:p>
+            <w:r>
+              <w:rPr>
+                <w:rFonts w:ascii="Calibri" w:hAnsi="Calibri"/>
+              </w:rPr>
+            </w:r>
+            <w:r>
+              <w:rPr>
+                <w:rFonts w:ascii="Calibri" w:hAnsi="Calibri"/>
+                <w:sz w:val="18"/>
+              </w:rPr>
+              <w:t>Washbasin Taps and Mixers</w:t>
+            </w:r>
+          </w:p>
+        </w:tc>
+        <w:tc>
+          <w:tcPr>
+            <w:tcW w:type="dxa" w:w="2351"/>
+          </w:tcPr>
+          <w:p>
+            <w:r>
+              <w:rPr>
+                <w:rFonts w:ascii="Calibri" w:hAnsi="Calibri"/>
+              </w:rPr>
+            </w:r>
+            <w:r>
+              <w:rPr>
+                <w:rFonts w:ascii="Calibri" w:hAnsi="Calibri"/>
+                <w:sz w:val="18"/>
+              </w:rPr>
+              <w:t>496 000</w:t>
+            </w:r>
+          </w:p>
+        </w:tc>
+        <w:tc>
+          <w:tcPr>
+            <w:tcW w:type="dxa" w:w="2351"/>
+          </w:tcPr>
+          <w:p>
+            <w:r>
+              <w:rPr>
+                <w:rFonts w:ascii="Calibri" w:hAnsi="Calibri"/>
+              </w:rPr>
+            </w:r>
+            <w:r>
+              <w:rPr>
+                <w:rFonts w:ascii="Calibri" w:hAnsi="Calibri"/>
+                <w:sz w:val="18"/>
+              </w:rPr>
+              <w:t>49,67 M CHF</w:t>
+            </w:r>
+          </w:p>
+        </w:tc>
+        <w:tc>
+          <w:tcPr>
+            <w:tcW w:type="dxa" w:w="2351"/>
+          </w:tcPr>
+          <w:p>
+            <w:r>
+              <w:rPr>
+                <w:rFonts w:ascii="Calibri" w:hAnsi="Calibri"/>
+              </w:rPr>
+            </w:r>
+            <w:r>
+              <w:rPr>
+                <w:rFonts w:ascii="Calibri" w:hAnsi="Calibri"/>
+                <w:sz w:val="18"/>
+              </w:rPr>
+              <w:t>44,75 M EUR</w:t>
+            </w:r>
+          </w:p>
+        </w:tc>
+      </w:tr>
+      <w:tr>
+        <w:tc>
+          <w:tcPr>
+            <w:tcW w:type="dxa" w:w="2351"/>
+          </w:tcPr>
+          <w:p>
+            <w:r>
+              <w:rPr>
+                <w:rFonts w:ascii="Calibri" w:hAnsi="Calibri"/>
+              </w:rPr>
+            </w:r>
+            <w:r>
+              <w:rPr>
+                <w:rFonts w:ascii="Calibri" w:hAnsi="Calibri"/>
+                <w:sz w:val="18"/>
+              </w:rPr>
+              <w:t>TOTAL taps &amp; mixers CH (2019)</w:t>
+            </w:r>
+          </w:p>
+        </w:tc>
+        <w:tc>
+          <w:tcPr>
+            <w:tcW w:type="dxa" w:w="2351"/>
+          </w:tcPr>
+          <w:p>
+            <w:r>
+              <w:rPr>
+                <w:rFonts w:ascii="Calibri" w:hAnsi="Calibri"/>
+              </w:rPr>
+            </w:r>
+            <w:r>
+              <w:rPr>
+                <w:rFonts w:ascii="Calibri" w:hAnsi="Calibri"/>
+                <w:sz w:val="18"/>
+              </w:rPr>
+              <w:t>1 114 400</w:t>
+            </w:r>
+          </w:p>
+        </w:tc>
+        <w:tc>
+          <w:tcPr>
+            <w:tcW w:type="dxa" w:w="2351"/>
+          </w:tcPr>
+          <w:p>
+            <w:r>
+              <w:rPr>
+                <w:rFonts w:ascii="Calibri" w:hAnsi="Calibri"/>
+              </w:rPr>
+            </w:r>
+            <w:r>
+              <w:rPr>
+                <w:rFonts w:ascii="Calibri" w:hAnsi="Calibri"/>
+                <w:sz w:val="18"/>
+              </w:rPr>
+              <w:t>120,10 M CHF</w:t>
+            </w:r>
+          </w:p>
+        </w:tc>
+        <w:tc>
+          <w:tcPr>
+            <w:tcW w:type="dxa" w:w="2351"/>
+          </w:tcPr>
+          <w:p>
+            <w:r>
+              <w:rPr>
+                <w:rFonts w:ascii="Calibri" w:hAnsi="Calibri"/>
+              </w:rPr>
+            </w:r>
+            <w:r>
+              <w:rPr>
+                <w:rFonts w:ascii="Calibri" w:hAnsi="Calibri"/>
+                <w:sz w:val="18"/>
+              </w:rPr>
+              <w:t>108,20 M EUR</w:t>
+            </w:r>
+          </w:p>
+        </w:tc>
+      </w:tr>
+    </w:tbl>
+    <w:p>
+      <w:pPr>
+        <w:spacing w:before="80" w:after="80"/>
+      </w:pPr>
+    </w:p>
+    <w:p>
+      <w:pPr>
+        <w:spacing w:before="80" w:after="80"/>
+      </w:pPr>
+      <w:r>
+        <w:rPr>
+          <w:rFonts w:ascii="Calibri" w:hAnsi="Calibri"/>
+          <w:b w:val="0"/>
+          <w:i w:val="0"/>
+          <w:sz w:val="20"/>
+        </w:rPr>
+        <w:t>Répartition par end-use (volume 2019) :</w:t>
+      </w:r>
+    </w:p>
+    <w:tbl>
+      <w:tblPr>
+        <w:tblStyle w:val="TableGrid"/>
+        <w:tblW w:type="auto" w:w="0"/>
+        <w:tblLook w:firstColumn="1" w:firstRow="1" w:lastColumn="0" w:lastRow="0" w:noHBand="0" w:noVBand="1" w:val="04A0"/>
+      </w:tblPr>
+      <w:tblGrid>
+        <w:gridCol w:w="2351"/>
+        <w:gridCol w:w="2351"/>
+        <w:gridCol w:w="2351"/>
+        <w:gridCol w:w="2351"/>
+      </w:tblGrid>
+      <w:tr>
+        <w:tc>
+          <w:tcPr>
+            <w:tcW w:type="dxa" w:w="2351"/>
+            <w:shd w:val="clear" w:color="auto" w:fill="EBEBEB"/>
+          </w:tcPr>
+          <w:p>
+            <w:r>
+              <w:rPr>
+                <w:rFonts w:ascii="Calibri" w:hAnsi="Calibri"/>
+              </w:rPr>
+            </w:r>
+            <w:r>
+              <w:rPr>
+                <w:rFonts w:ascii="Calibri" w:hAnsi="Calibri"/>
+                <w:b/>
+                <w:color w:val="595959"/>
+                <w:sz w:val="18"/>
+              </w:rPr>
+              <w:t>End-Use</w:t>
+            </w:r>
+          </w:p>
+        </w:tc>
+        <w:tc>
+          <w:tcPr>
+            <w:tcW w:type="dxa" w:w="2351"/>
+            <w:shd w:val="clear" w:color="auto" w:fill="EBEBEB"/>
+          </w:tcPr>
+          <w:p>
+            <w:r>
+              <w:rPr>
+                <w:rFonts w:ascii="Calibri" w:hAnsi="Calibri"/>
+              </w:rPr>
+            </w:r>
+            <w:r>
+              <w:rPr>
+                <w:rFonts w:ascii="Calibri" w:hAnsi="Calibri"/>
+                <w:b/>
+                <w:color w:val="595959"/>
+                <w:sz w:val="18"/>
+              </w:rPr>
+              <w:t>Volume</w:t>
+            </w:r>
+          </w:p>
+        </w:tc>
+        <w:tc>
+          <w:tcPr>
+            <w:tcW w:type="dxa" w:w="2351"/>
+            <w:shd w:val="clear" w:color="auto" w:fill="EBEBEB"/>
+          </w:tcPr>
+          <w:p>
+            <w:r>
+              <w:rPr>
+                <w:rFonts w:ascii="Calibri" w:hAnsi="Calibri"/>
+              </w:rPr>
+            </w:r>
+            <w:r>
+              <w:rPr>
+                <w:rFonts w:ascii="Calibri" w:hAnsi="Calibri"/>
+                <w:b/>
+                <w:color w:val="595959"/>
+                <w:sz w:val="18"/>
+              </w:rPr>
+              <w:t>% total</w:t>
+            </w:r>
+          </w:p>
+        </w:tc>
+        <w:tc>
+          <w:tcPr>
+            <w:tcW w:type="dxa" w:w="2351"/>
+            <w:shd w:val="clear" w:color="auto" w:fill="EBEBEB"/>
+          </w:tcPr>
+          <w:p>
+            <w:r>
+              <w:rPr>
+                <w:rFonts w:ascii="Calibri" w:hAnsi="Calibri"/>
+              </w:rPr>
+            </w:r>
+            <w:r>
+              <w:rPr>
+                <w:rFonts w:ascii="Calibri" w:hAnsi="Calibri"/>
+                <w:b/>
+                <w:color w:val="595959"/>
+                <w:sz w:val="18"/>
+              </w:rPr>
+              <w:t>Commentaire</w:t>
+            </w:r>
+          </w:p>
+        </w:tc>
+      </w:tr>
+      <w:tr>
+        <w:tc>
+          <w:tcPr>
+            <w:tcW w:type="dxa" w:w="2351"/>
+          </w:tcPr>
+          <w:p>
+            <w:r>
+              <w:rPr>
+                <w:rFonts w:ascii="Calibri" w:hAnsi="Calibri"/>
+              </w:rPr>
+            </w:r>
+            <w:r>
+              <w:rPr>
+                <w:rFonts w:ascii="Calibri" w:hAnsi="Calibri"/>
+                <w:sz w:val="18"/>
+              </w:rPr>
+              <w:t>Housing RMI (rénovation résidentielle)</w:t>
+            </w:r>
+          </w:p>
+        </w:tc>
+        <w:tc>
+          <w:tcPr>
+            <w:tcW w:type="dxa" w:w="2351"/>
+          </w:tcPr>
+          <w:p>
+            <w:r>
+              <w:rPr>
+                <w:rFonts w:ascii="Calibri" w:hAnsi="Calibri"/>
+              </w:rPr>
+            </w:r>
+            <w:r>
+              <w:rPr>
+                <w:rFonts w:ascii="Calibri" w:hAnsi="Calibri"/>
+                <w:sz w:val="18"/>
+              </w:rPr>
+              <w:t>867 520</w:t>
+            </w:r>
+          </w:p>
+        </w:tc>
+        <w:tc>
+          <w:tcPr>
+            <w:tcW w:type="dxa" w:w="2351"/>
+          </w:tcPr>
+          <w:p>
+            <w:r>
+              <w:rPr>
+                <w:rFonts w:ascii="Calibri" w:hAnsi="Calibri"/>
+              </w:rPr>
+            </w:r>
+            <w:r>
+              <w:rPr>
+                <w:rFonts w:ascii="Calibri" w:hAnsi="Calibri"/>
+                <w:sz w:val="18"/>
+              </w:rPr>
+              <w:t>77,85%</w:t>
+            </w:r>
+          </w:p>
+        </w:tc>
+        <w:tc>
+          <w:tcPr>
+            <w:tcW w:type="dxa" w:w="2351"/>
+          </w:tcPr>
+          <w:p>
+            <w:r>
+              <w:rPr>
+                <w:rFonts w:ascii="Calibri" w:hAnsi="Calibri"/>
+              </w:rPr>
+            </w:r>
+            <w:r>
+              <w:rPr>
+                <w:rFonts w:ascii="Calibri" w:hAnsi="Calibri"/>
+                <w:sz w:val="18"/>
+              </w:rPr>
+              <w:t>Moteur principal du marché</w:t>
+            </w:r>
+          </w:p>
+        </w:tc>
+      </w:tr>
+      <w:tr>
+        <w:tc>
+          <w:tcPr>
+            <w:tcW w:type="dxa" w:w="2351"/>
+          </w:tcPr>
+          <w:p>
+            <w:r>
+              <w:rPr>
+                <w:rFonts w:ascii="Calibri" w:hAnsi="Calibri"/>
+              </w:rPr>
+            </w:r>
+            <w:r>
+              <w:rPr>
+                <w:rFonts w:ascii="Calibri" w:hAnsi="Calibri"/>
+                <w:sz w:val="18"/>
+              </w:rPr>
+              <w:t>New Housing (neuf résidentiel)</w:t>
+            </w:r>
+          </w:p>
+        </w:tc>
+        <w:tc>
+          <w:tcPr>
+            <w:tcW w:type="dxa" w:w="2351"/>
+          </w:tcPr>
+          <w:p>
+            <w:r>
+              <w:rPr>
+                <w:rFonts w:ascii="Calibri" w:hAnsi="Calibri"/>
+              </w:rPr>
+            </w:r>
+            <w:r>
+              <w:rPr>
+                <w:rFonts w:ascii="Calibri" w:hAnsi="Calibri"/>
+                <w:sz w:val="18"/>
+              </w:rPr>
+              <w:t>194 390</w:t>
+            </w:r>
+          </w:p>
+        </w:tc>
+        <w:tc>
+          <w:tcPr>
+            <w:tcW w:type="dxa" w:w="2351"/>
+          </w:tcPr>
+          <w:p>
+            <w:r>
+              <w:rPr>
+                <w:rFonts w:ascii="Calibri" w:hAnsi="Calibri"/>
+              </w:rPr>
+            </w:r>
+            <w:r>
+              <w:rPr>
+                <w:rFonts w:ascii="Calibri" w:hAnsi="Calibri"/>
+                <w:sz w:val="18"/>
+              </w:rPr>
+              <w:t>17,44%</w:t>
+            </w:r>
+          </w:p>
+        </w:tc>
+        <w:tc>
+          <w:tcPr>
+            <w:tcW w:type="dxa" w:w="2351"/>
+          </w:tcPr>
+          <w:p>
+            <w:r>
+              <w:rPr>
+                <w:rFonts w:ascii="Calibri" w:hAnsi="Calibri"/>
+              </w:rPr>
+            </w:r>
+            <w:r>
+              <w:rPr>
+                <w:rFonts w:ascii="Calibri" w:hAnsi="Calibri"/>
+                <w:sz w:val="18"/>
+              </w:rPr>
+              <w:t>En légère baisse 2019</w:t>
+            </w:r>
+          </w:p>
+        </w:tc>
+      </w:tr>
+      <w:tr>
+        <w:tc>
+          <w:tcPr>
+            <w:tcW w:type="dxa" w:w="2351"/>
+          </w:tcPr>
+          <w:p>
+            <w:r>
+              <w:rPr>
+                <w:rFonts w:ascii="Calibri" w:hAnsi="Calibri"/>
+              </w:rPr>
+            </w:r>
+            <w:r>
+              <w:rPr>
+                <w:rFonts w:ascii="Calibri" w:hAnsi="Calibri"/>
+                <w:sz w:val="18"/>
+              </w:rPr>
+              <w:t>Non-Housing (ERP/collectif)</w:t>
+            </w:r>
+          </w:p>
+        </w:tc>
+        <w:tc>
+          <w:tcPr>
+            <w:tcW w:type="dxa" w:w="2351"/>
+          </w:tcPr>
+          <w:p>
+            <w:r>
+              <w:rPr>
+                <w:rFonts w:ascii="Calibri" w:hAnsi="Calibri"/>
+              </w:rPr>
+            </w:r>
+            <w:r>
+              <w:rPr>
+                <w:rFonts w:ascii="Calibri" w:hAnsi="Calibri"/>
+                <w:sz w:val="18"/>
+              </w:rPr>
+              <w:t>52 500</w:t>
+            </w:r>
+          </w:p>
+        </w:tc>
+        <w:tc>
+          <w:tcPr>
+            <w:tcW w:type="dxa" w:w="2351"/>
+          </w:tcPr>
+          <w:p>
+            <w:r>
+              <w:rPr>
+                <w:rFonts w:ascii="Calibri" w:hAnsi="Calibri"/>
+              </w:rPr>
+            </w:r>
+            <w:r>
+              <w:rPr>
+                <w:rFonts w:ascii="Calibri" w:hAnsi="Calibri"/>
+                <w:sz w:val="18"/>
+              </w:rPr>
+              <w:t>4,71%</w:t>
+            </w:r>
+          </w:p>
+        </w:tc>
+        <w:tc>
+          <w:tcPr>
+            <w:tcW w:type="dxa" w:w="2351"/>
+          </w:tcPr>
+          <w:p>
+            <w:r>
+              <w:rPr>
+                <w:rFonts w:ascii="Calibri" w:hAnsi="Calibri"/>
+              </w:rPr>
+            </w:r>
+            <w:r>
+              <w:rPr>
+                <w:rFonts w:ascii="Calibri" w:hAnsi="Calibri"/>
+                <w:sz w:val="18"/>
+              </w:rPr>
+              <w:t>Hôpitaux, écoles, hôtels, transports</w:t>
+            </w:r>
+          </w:p>
+        </w:tc>
+      </w:tr>
+    </w:tbl>
+    <w:p>
+      <w:pPr>
+        <w:spacing w:before="80" w:after="80"/>
+      </w:pPr>
+    </w:p>
+    <w:p>
+      <w:pPr>
+        <w:spacing w:before="80" w:after="80"/>
+      </w:pPr>
+      <w:r>
+        <w:rPr>
+          <w:rFonts w:ascii="Calibri" w:hAnsi="Calibri"/>
+          <w:b w:val="0"/>
+          <w:i w:val="0"/>
+          <w:sz w:val="20"/>
+        </w:rPr>
+        <w:t>Types ERP dominants dans Non-Housing (volume 2019) :</w:t>
+      </w:r>
+    </w:p>
+    <w:tbl>
+      <w:tblPr>
+        <w:tblStyle w:val="TableGrid"/>
+        <w:tblW w:type="auto" w:w="0"/>
+        <w:tblLook w:firstColumn="1" w:firstRow="1" w:lastColumn="0" w:lastRow="0" w:noHBand="0" w:noVBand="1" w:val="04A0"/>
+      </w:tblPr>
+      <w:tblGrid>
+        <w:gridCol w:w="1881"/>
+        <w:gridCol w:w="1881"/>
+        <w:gridCol w:w="1881"/>
+        <w:gridCol w:w="1881"/>
+        <w:gridCol w:w="1881"/>
+      </w:tblGrid>
+      <w:tr>
+        <w:tc>
+          <w:tcPr>
+            <w:tcW w:type="dxa" w:w="1881"/>
+            <w:shd w:val="clear" w:color="auto" w:fill="EBEBEB"/>
+          </w:tcPr>
+          <w:p>
+            <w:r>
+              <w:rPr>
+                <w:rFonts w:ascii="Calibri" w:hAnsi="Calibri"/>
+              </w:rPr>
+            </w:r>
+            <w:r>
+              <w:rPr>
+                <w:rFonts w:ascii="Calibri" w:hAnsi="Calibri"/>
+                <w:b/>
+                <w:color w:val="595959"/>
+                <w:sz w:val="18"/>
+              </w:rPr>
+              <w:t>Type</w:t>
+            </w:r>
+          </w:p>
+        </w:tc>
+        <w:tc>
+          <w:tcPr>
+            <w:tcW w:type="dxa" w:w="1881"/>
+            <w:shd w:val="clear" w:color="auto" w:fill="EBEBEB"/>
+          </w:tcPr>
+          <w:p>
+            <w:r>
+              <w:rPr>
+                <w:rFonts w:ascii="Calibri" w:hAnsi="Calibri"/>
+              </w:rPr>
+            </w:r>
+            <w:r>
+              <w:rPr>
+                <w:rFonts w:ascii="Calibri" w:hAnsi="Calibri"/>
+                <w:b/>
+                <w:color w:val="595959"/>
+                <w:sz w:val="18"/>
+              </w:rPr>
+              <w:t>Volume</w:t>
+            </w:r>
+          </w:p>
+        </w:tc>
+        <w:tc>
+          <w:tcPr>
+            <w:tcW w:type="dxa" w:w="1881"/>
+            <w:shd w:val="clear" w:color="auto" w:fill="EBEBEB"/>
+          </w:tcPr>
+          <w:p>
+            <w:r>
+              <w:rPr>
+                <w:rFonts w:ascii="Calibri" w:hAnsi="Calibri"/>
+              </w:rPr>
+            </w:r>
+            <w:r>
+              <w:rPr>
+                <w:rFonts w:ascii="Calibri" w:hAnsi="Calibri"/>
+                <w:b/>
+                <w:color w:val="595959"/>
+                <w:sz w:val="18"/>
+              </w:rPr>
+              <w:t>MSP CHF/unité</w:t>
+            </w:r>
+          </w:p>
+        </w:tc>
+        <w:tc>
+          <w:tcPr>
+            <w:tcW w:type="dxa" w:w="1881"/>
+            <w:shd w:val="clear" w:color="auto" w:fill="EBEBEB"/>
+          </w:tcPr>
+          <w:p>
+            <w:r>
+              <w:rPr>
+                <w:rFonts w:ascii="Calibri" w:hAnsi="Calibri"/>
+              </w:rPr>
+            </w:r>
+            <w:r>
+              <w:rPr>
+                <w:rFonts w:ascii="Calibri" w:hAnsi="Calibri"/>
+                <w:b/>
+                <w:color w:val="595959"/>
+                <w:sz w:val="18"/>
+              </w:rPr>
+              <w:t>Valeur M CHF</w:t>
+            </w:r>
+          </w:p>
+        </w:tc>
+        <w:tc>
+          <w:tcPr>
+            <w:tcW w:type="dxa" w:w="1881"/>
+            <w:shd w:val="clear" w:color="auto" w:fill="EBEBEB"/>
+          </w:tcPr>
+          <w:p>
+            <w:r>
+              <w:rPr>
+                <w:rFonts w:ascii="Calibri" w:hAnsi="Calibri"/>
+              </w:rPr>
+            </w:r>
+            <w:r>
+              <w:rPr>
+                <w:rFonts w:ascii="Calibri" w:hAnsi="Calibri"/>
+                <w:b/>
+                <w:color w:val="595959"/>
+                <w:sz w:val="18"/>
+              </w:rPr>
+              <w:t>% total marché</w:t>
+            </w:r>
+          </w:p>
+        </w:tc>
+      </w:tr>
+      <w:tr>
+        <w:tc>
+          <w:tcPr>
+            <w:tcW w:type="dxa" w:w="1881"/>
+          </w:tcPr>
+          <w:p>
+            <w:r>
+              <w:rPr>
+                <w:rFonts w:ascii="Calibri" w:hAnsi="Calibri"/>
+              </w:rPr>
+            </w:r>
+            <w:r>
+              <w:rPr>
+                <w:rFonts w:ascii="Calibri" w:hAnsi="Calibri"/>
+                <w:sz w:val="18"/>
+              </w:rPr>
+              <w:t>Self-Closing (temporisés)</w:t>
+            </w:r>
+          </w:p>
+        </w:tc>
+        <w:tc>
+          <w:tcPr>
+            <w:tcW w:type="dxa" w:w="1881"/>
+          </w:tcPr>
+          <w:p>
+            <w:r>
+              <w:rPr>
+                <w:rFonts w:ascii="Calibri" w:hAnsi="Calibri"/>
+              </w:rPr>
+            </w:r>
+            <w:r>
+              <w:rPr>
+                <w:rFonts w:ascii="Calibri" w:hAnsi="Calibri"/>
+                <w:sz w:val="18"/>
+              </w:rPr>
+              <w:t>1 080</w:t>
+            </w:r>
+          </w:p>
+        </w:tc>
+        <w:tc>
+          <w:tcPr>
+            <w:tcW w:type="dxa" w:w="1881"/>
+          </w:tcPr>
+          <w:p>
+            <w:r>
+              <w:rPr>
+                <w:rFonts w:ascii="Calibri" w:hAnsi="Calibri"/>
+              </w:rPr>
+            </w:r>
+            <w:r>
+              <w:rPr>
+                <w:rFonts w:ascii="Calibri" w:hAnsi="Calibri"/>
+                <w:sz w:val="18"/>
+              </w:rPr>
+              <w:t>131,46 CHF</w:t>
+            </w:r>
+          </w:p>
+        </w:tc>
+        <w:tc>
+          <w:tcPr>
+            <w:tcW w:type="dxa" w:w="1881"/>
+          </w:tcPr>
+          <w:p>
+            <w:r>
+              <w:rPr>
+                <w:rFonts w:ascii="Calibri" w:hAnsi="Calibri"/>
+              </w:rPr>
+            </w:r>
+            <w:r>
+              <w:rPr>
+                <w:rFonts w:ascii="Calibri" w:hAnsi="Calibri"/>
+                <w:sz w:val="18"/>
+              </w:rPr>
+              <w:t>0,14 M CHF</w:t>
+            </w:r>
+          </w:p>
+        </w:tc>
+        <w:tc>
+          <w:tcPr>
+            <w:tcW w:type="dxa" w:w="1881"/>
+          </w:tcPr>
+          <w:p>
+            <w:r>
+              <w:rPr>
+                <w:rFonts w:ascii="Calibri" w:hAnsi="Calibri"/>
+              </w:rPr>
+            </w:r>
+            <w:r>
+              <w:rPr>
+                <w:rFonts w:ascii="Calibri" w:hAnsi="Calibri"/>
+                <w:sz w:val="18"/>
+              </w:rPr>
+              <w:t>0,10%</w:t>
+            </w:r>
+          </w:p>
+        </w:tc>
+      </w:tr>
+      <w:tr>
+        <w:tc>
+          <w:tcPr>
+            <w:tcW w:type="dxa" w:w="1881"/>
+          </w:tcPr>
+          <w:p>
+            <w:r>
+              <w:rPr>
+                <w:rFonts w:ascii="Calibri" w:hAnsi="Calibri"/>
+              </w:rPr>
+            </w:r>
+            <w:r>
+              <w:rPr>
+                <w:rFonts w:ascii="Calibri" w:hAnsi="Calibri"/>
+                <w:sz w:val="18"/>
+              </w:rPr>
+              <w:t>Electronic (infrarouge)</w:t>
+            </w:r>
+          </w:p>
+        </w:tc>
+        <w:tc>
+          <w:tcPr>
+            <w:tcW w:type="dxa" w:w="1881"/>
+          </w:tcPr>
+          <w:p>
+            <w:r>
+              <w:rPr>
+                <w:rFonts w:ascii="Calibri" w:hAnsi="Calibri"/>
+              </w:rPr>
+            </w:r>
+            <w:r>
+              <w:rPr>
+                <w:rFonts w:ascii="Calibri" w:hAnsi="Calibri"/>
+                <w:sz w:val="18"/>
+              </w:rPr>
+              <w:t>5 530</w:t>
+            </w:r>
+          </w:p>
+        </w:tc>
+        <w:tc>
+          <w:tcPr>
+            <w:tcW w:type="dxa" w:w="1881"/>
+          </w:tcPr>
+          <w:p>
+            <w:r>
+              <w:rPr>
+                <w:rFonts w:ascii="Calibri" w:hAnsi="Calibri"/>
+              </w:rPr>
+            </w:r>
+            <w:r>
+              <w:rPr>
+                <w:rFonts w:ascii="Calibri" w:hAnsi="Calibri"/>
+                <w:sz w:val="18"/>
+              </w:rPr>
+              <w:t>194,59 CHF</w:t>
+            </w:r>
+          </w:p>
+        </w:tc>
+        <w:tc>
+          <w:tcPr>
+            <w:tcW w:type="dxa" w:w="1881"/>
+          </w:tcPr>
+          <w:p>
+            <w:r>
+              <w:rPr>
+                <w:rFonts w:ascii="Calibri" w:hAnsi="Calibri"/>
+              </w:rPr>
+            </w:r>
+            <w:r>
+              <w:rPr>
+                <w:rFonts w:ascii="Calibri" w:hAnsi="Calibri"/>
+                <w:sz w:val="18"/>
+              </w:rPr>
+              <w:t>1,08 M CHF</w:t>
+            </w:r>
+          </w:p>
+        </w:tc>
+        <w:tc>
+          <w:tcPr>
+            <w:tcW w:type="dxa" w:w="1881"/>
+          </w:tcPr>
+          <w:p>
+            <w:r>
+              <w:rPr>
+                <w:rFonts w:ascii="Calibri" w:hAnsi="Calibri"/>
+              </w:rPr>
+            </w:r>
+            <w:r>
+              <w:rPr>
+                <w:rFonts w:ascii="Calibri" w:hAnsi="Calibri"/>
+                <w:sz w:val="18"/>
+              </w:rPr>
+              <w:t>0,50%</w:t>
+            </w:r>
+          </w:p>
+        </w:tc>
+      </w:tr>
+      <w:tr>
+        <w:tc>
+          <w:tcPr>
+            <w:tcW w:type="dxa" w:w="1881"/>
+          </w:tcPr>
+          <w:p>
+            <w:r>
+              <w:rPr>
+                <w:rFonts w:ascii="Calibri" w:hAnsi="Calibri"/>
+              </w:rPr>
+            </w:r>
+            <w:r>
+              <w:rPr>
+                <w:rFonts w:ascii="Calibri" w:hAnsi="Calibri"/>
+                <w:sz w:val="18"/>
+              </w:rPr>
+              <w:t>One Head (mitigeurs)</w:t>
+            </w:r>
+          </w:p>
+        </w:tc>
+        <w:tc>
+          <w:tcPr>
+            <w:tcW w:type="dxa" w:w="1881"/>
+          </w:tcPr>
+          <w:p>
+            <w:r>
+              <w:rPr>
+                <w:rFonts w:ascii="Calibri" w:hAnsi="Calibri"/>
+              </w:rPr>
+            </w:r>
+            <w:r>
+              <w:rPr>
+                <w:rFonts w:ascii="Calibri" w:hAnsi="Calibri"/>
+                <w:sz w:val="18"/>
+              </w:rPr>
+              <w:t>1 001 510</w:t>
+            </w:r>
+          </w:p>
+        </w:tc>
+        <w:tc>
+          <w:tcPr>
+            <w:tcW w:type="dxa" w:w="1881"/>
+          </w:tcPr>
+          <w:p>
+            <w:r>
+              <w:rPr>
+                <w:rFonts w:ascii="Calibri" w:hAnsi="Calibri"/>
+              </w:rPr>
+            </w:r>
+            <w:r>
+              <w:rPr>
+                <w:rFonts w:ascii="Calibri" w:hAnsi="Calibri"/>
+                <w:sz w:val="18"/>
+              </w:rPr>
+              <w:t>103,79 CHF</w:t>
+            </w:r>
+          </w:p>
+        </w:tc>
+        <w:tc>
+          <w:tcPr>
+            <w:tcW w:type="dxa" w:w="1881"/>
+          </w:tcPr>
+          <w:p>
+            <w:r>
+              <w:rPr>
+                <w:rFonts w:ascii="Calibri" w:hAnsi="Calibri"/>
+              </w:rPr>
+            </w:r>
+            <w:r>
+              <w:rPr>
+                <w:rFonts w:ascii="Calibri" w:hAnsi="Calibri"/>
+                <w:sz w:val="18"/>
+              </w:rPr>
+              <w:t>103,95 M CHF</w:t>
+            </w:r>
+          </w:p>
+        </w:tc>
+        <w:tc>
+          <w:tcPr>
+            <w:tcW w:type="dxa" w:w="1881"/>
+          </w:tcPr>
+          <w:p>
+            <w:r>
+              <w:rPr>
+                <w:rFonts w:ascii="Calibri" w:hAnsi="Calibri"/>
+              </w:rPr>
+            </w:r>
+            <w:r>
+              <w:rPr>
+                <w:rFonts w:ascii="Calibri" w:hAnsi="Calibri"/>
+                <w:sz w:val="18"/>
+              </w:rPr>
+              <w:t>89,87%</w:t>
+            </w:r>
+          </w:p>
+        </w:tc>
+      </w:tr>
+      <w:tr>
+        <w:tc>
+          <w:tcPr>
+            <w:tcW w:type="dxa" w:w="1881"/>
+          </w:tcPr>
+          <w:p>
+            <w:r>
+              <w:rPr>
+                <w:rFonts w:ascii="Calibri" w:hAnsi="Calibri"/>
+              </w:rPr>
+            </w:r>
+            <w:r>
+              <w:rPr>
+                <w:rFonts w:ascii="Calibri" w:hAnsi="Calibri"/>
+                <w:sz w:val="18"/>
+              </w:rPr>
+              <w:t>Thermostatic</w:t>
+            </w:r>
+          </w:p>
+        </w:tc>
+        <w:tc>
+          <w:tcPr>
+            <w:tcW w:type="dxa" w:w="1881"/>
+          </w:tcPr>
+          <w:p>
+            <w:r>
+              <w:rPr>
+                <w:rFonts w:ascii="Calibri" w:hAnsi="Calibri"/>
+              </w:rPr>
+            </w:r>
+            <w:r>
+              <w:rPr>
+                <w:rFonts w:ascii="Calibri" w:hAnsi="Calibri"/>
+                <w:sz w:val="18"/>
+              </w:rPr>
+              <w:t>79 330</w:t>
+            </w:r>
+          </w:p>
+        </w:tc>
+        <w:tc>
+          <w:tcPr>
+            <w:tcW w:type="dxa" w:w="1881"/>
+          </w:tcPr>
+          <w:p>
+            <w:r>
+              <w:rPr>
+                <w:rFonts w:ascii="Calibri" w:hAnsi="Calibri"/>
+              </w:rPr>
+            </w:r>
+            <w:r>
+              <w:rPr>
+                <w:rFonts w:ascii="Calibri" w:hAnsi="Calibri"/>
+                <w:sz w:val="18"/>
+              </w:rPr>
+              <w:t>156,29 CHF</w:t>
+            </w:r>
+          </w:p>
+        </w:tc>
+        <w:tc>
+          <w:tcPr>
+            <w:tcW w:type="dxa" w:w="1881"/>
+          </w:tcPr>
+          <w:p>
+            <w:r>
+              <w:rPr>
+                <w:rFonts w:ascii="Calibri" w:hAnsi="Calibri"/>
+              </w:rPr>
+            </w:r>
+            <w:r>
+              <w:rPr>
+                <w:rFonts w:ascii="Calibri" w:hAnsi="Calibri"/>
+                <w:sz w:val="18"/>
+              </w:rPr>
+              <w:t>12,40 M CHF</w:t>
+            </w:r>
+          </w:p>
+        </w:tc>
+        <w:tc>
+          <w:tcPr>
+            <w:tcW w:type="dxa" w:w="1881"/>
+          </w:tcPr>
+          <w:p>
+            <w:r>
+              <w:rPr>
+                <w:rFonts w:ascii="Calibri" w:hAnsi="Calibri"/>
+              </w:rPr>
+            </w:r>
+            <w:r>
+              <w:rPr>
+                <w:rFonts w:ascii="Calibri" w:hAnsi="Calibri"/>
+                <w:sz w:val="18"/>
+              </w:rPr>
+              <w:t>7,12%</w:t>
+            </w:r>
+          </w:p>
+        </w:tc>
+      </w:tr>
+    </w:tbl>
+    <w:p>
+      <w:pPr>
+        <w:spacing w:before="80" w:after="80"/>
+      </w:pPr>
+    </w:p>
+    <w:p>
+      <w:pPr>
+        <w:spacing w:before="80" w:after="80"/>
+      </w:pPr>
+      <w:r>
+        <w:rPr>
+          <w:rFonts w:ascii="Calibri" w:hAnsi="Calibri"/>
+          <w:b w:val="0"/>
+          <w:i/>
+          <w:color w:val="595959"/>
+          <w:sz w:val="18"/>
+        </w:rPr>
+        <w:t>⚠ LECTURE BRG — Le périmètre BRG est plus large que la 'robinetterie de collectivités' de l'analyse France : il inclut cuisine + sanitaire, résidentiel + non-résidentiel. Le segment Non-Housing = 4,71% en volume. Les self-closing et electronic (segments Presto) ne représentent que 0,60% du volume total — très faible part apparente, car le BRG mesure l'ensemble du marché résidentiel qui est massif. La valeur ERP réelle est supérieure à ce ratio (prix unitaires ERP ~1,8× supérieurs à la moyenne).</w:t>
+      </w:r>
+    </w:p>
+    <w:p>
+      <w:pPr>
+        <w:spacing w:before="80" w:after="80"/>
+      </w:pPr>
+    </w:p>
+    <w:p>
+      <w:pPr>
+        <w:spacing w:before="80" w:after="80"/>
+      </w:pPr>
+      <w:r>
+        <w:rPr>
+          <w:rFonts w:ascii="Calibri" w:hAnsi="Calibri"/>
+          <w:b w:val="0"/>
+          <w:i w:val="0"/>
+          <w:sz w:val="20"/>
+        </w:rPr>
+        <w:t>Mise à jour 2019 → 2024 : volume 2024 prévu 1 086 800 unités (-2,5% vs 2019). Prix MSP : hausse de ~3%/an sur 5 ans = +16%. Valeur estimée 2024 : 120,10 × 0,975 × 1,16 ≈ 136 M CHF ≈ 129 M EUR. (Hypothèse — à confirmer.)</w:t>
+      </w:r>
+    </w:p>
+    <w:tbl>
+      <w:tblPr>
+        <w:tblStyle w:val="TableGrid"/>
+        <w:tblW w:type="auto" w:w="0"/>
+        <w:tblLook w:firstColumn="1" w:firstRow="1" w:lastColumn="0" w:lastRow="0" w:noHBand="0" w:noVBand="1" w:val="04A0"/>
+      </w:tblPr>
+      <w:tblGrid>
+        <w:gridCol w:w="3135"/>
+        <w:gridCol w:w="3135"/>
+        <w:gridCol w:w="3135"/>
+      </w:tblGrid>
+      <w:tr>
+        <w:tc>
+          <w:tcPr>
+            <w:tcW w:type="dxa" w:w="3135"/>
+            <w:shd w:val="clear" w:color="auto" w:fill="EBEBEB"/>
+          </w:tcPr>
+          <w:p>
+            <w:r>
+              <w:rPr>
+                <w:rFonts w:ascii="Calibri" w:hAnsi="Calibri"/>
+              </w:rPr>
+            </w:r>
+            <w:r>
+              <w:rPr>
+                <w:rFonts w:ascii="Calibri" w:hAnsi="Calibri"/>
+                <w:b/>
+                <w:color w:val="595959"/>
+                <w:sz w:val="18"/>
+              </w:rPr>
+            </w:r>
+          </w:p>
+        </w:tc>
+        <w:tc>
+          <w:tcPr>
+            <w:tcW w:type="dxa" w:w="3135"/>
+            <w:shd w:val="clear" w:color="auto" w:fill="EBEBEB"/>
+          </w:tcPr>
+          <w:p>
+            <w:r>
+              <w:rPr>
+                <w:rFonts w:ascii="Calibri" w:hAnsi="Calibri"/>
+              </w:rPr>
+            </w:r>
+            <w:r>
+              <w:rPr>
+                <w:rFonts w:ascii="Calibri" w:hAnsi="Calibri"/>
+                <w:b/>
+                <w:color w:val="595959"/>
+                <w:sz w:val="18"/>
+              </w:rPr>
+              <w:t>Estimation A (extrapolation France)</w:t>
+            </w:r>
+          </w:p>
+        </w:tc>
+        <w:tc>
+          <w:tcPr>
+            <w:tcW w:type="dxa" w:w="3135"/>
+            <w:shd w:val="clear" w:color="auto" w:fill="EBEBEB"/>
+          </w:tcPr>
+          <w:p>
+            <w:r>
+              <w:rPr>
+                <w:rFonts w:ascii="Calibri" w:hAnsi="Calibri"/>
+              </w:rPr>
+            </w:r>
+            <w:r>
+              <w:rPr>
+                <w:rFonts w:ascii="Calibri" w:hAnsi="Calibri"/>
+                <w:b/>
+                <w:color w:val="595959"/>
+                <w:sz w:val="18"/>
+              </w:rPr>
+              <w:t>Estimation B (BRG CH direct)</w:t>
+            </w:r>
+          </w:p>
+        </w:tc>
+      </w:tr>
+      <w:tr>
+        <w:tc>
+          <w:tcPr>
+            <w:tcW w:type="dxa" w:w="3135"/>
+          </w:tcPr>
+          <w:p>
+            <w:r>
+              <w:rPr>
+                <w:rFonts w:ascii="Calibri" w:hAnsi="Calibri"/>
+              </w:rPr>
+            </w:r>
+            <w:r>
+              <w:rPr>
+                <w:rFonts w:ascii="Calibri" w:hAnsi="Calibri"/>
+                <w:sz w:val="18"/>
+              </w:rPr>
+              <w:t>Périmètre</w:t>
+            </w:r>
+          </w:p>
+        </w:tc>
+        <w:tc>
+          <w:tcPr>
+            <w:tcW w:type="dxa" w:w="3135"/>
+          </w:tcPr>
+          <w:p>
+            <w:r>
+              <w:rPr>
+                <w:rFonts w:ascii="Calibri" w:hAnsi="Calibri"/>
+              </w:rPr>
+            </w:r>
+            <w:r>
+              <w:rPr>
+                <w:rFonts w:ascii="Calibri" w:hAnsi="Calibri"/>
+                <w:sz w:val="18"/>
+              </w:rPr>
+              <w:t>Robinetterie collective ERP uniquement</w:t>
+            </w:r>
+          </w:p>
+        </w:tc>
+        <w:tc>
+          <w:tcPr>
+            <w:tcW w:type="dxa" w:w="3135"/>
+          </w:tcPr>
+          <w:p>
+            <w:r>
+              <w:rPr>
+                <w:rFonts w:ascii="Calibri" w:hAnsi="Calibri"/>
+              </w:rPr>
+            </w:r>
+            <w:r>
+              <w:rPr>
+                <w:rFonts w:ascii="Calibri" w:hAnsi="Calibri"/>
+                <w:sz w:val="18"/>
+              </w:rPr>
+              <w:t>Toutes taps &amp; mixers (cuisine + sanitaire, résidentiel + ERP)</w:t>
+            </w:r>
+          </w:p>
+        </w:tc>
+      </w:tr>
+      <w:tr>
+        <w:tc>
+          <w:tcPr>
+            <w:tcW w:type="dxa" w:w="3135"/>
+          </w:tcPr>
+          <w:p>
+            <w:r>
+              <w:rPr>
+                <w:rFonts w:ascii="Calibri" w:hAnsi="Calibri"/>
+              </w:rPr>
+            </w:r>
+            <w:r>
+              <w:rPr>
+                <w:rFonts w:ascii="Calibri" w:hAnsi="Calibri"/>
+                <w:sz w:val="18"/>
+              </w:rPr>
+              <w:t>Base / source</w:t>
+            </w:r>
+          </w:p>
+        </w:tc>
+        <w:tc>
+          <w:tcPr>
+            <w:tcW w:type="dxa" w:w="3135"/>
+          </w:tcPr>
+          <w:p>
+            <w:r>
+              <w:rPr>
+                <w:rFonts w:ascii="Calibri" w:hAnsi="Calibri"/>
+              </w:rPr>
+            </w:r>
+            <w:r>
+              <w:rPr>
+                <w:rFonts w:ascii="Calibri" w:hAnsi="Calibri"/>
+                <w:sz w:val="18"/>
+              </w:rPr>
+              <w:t>Analyse Marché France déc. 2024 (÷ 2)</w:t>
+            </w:r>
+          </w:p>
+        </w:tc>
+        <w:tc>
+          <w:tcPr>
+            <w:tcW w:type="dxa" w:w="3135"/>
+          </w:tcPr>
+          <w:p>
+            <w:r>
+              <w:rPr>
+                <w:rFonts w:ascii="Calibri" w:hAnsi="Calibri"/>
+              </w:rPr>
+            </w:r>
+            <w:r>
+              <w:rPr>
+                <w:rFonts w:ascii="Calibri" w:hAnsi="Calibri"/>
+                <w:sz w:val="18"/>
+              </w:rPr>
+              <w:t>BRG CH_Bathrooms_Full_Report_2020</w:t>
+            </w:r>
+          </w:p>
+        </w:tc>
+      </w:tr>
+      <w:tr>
+        <w:tc>
+          <w:tcPr>
+            <w:tcW w:type="dxa" w:w="3135"/>
+          </w:tcPr>
+          <w:p>
+            <w:r>
+              <w:rPr>
+                <w:rFonts w:ascii="Calibri" w:hAnsi="Calibri"/>
+              </w:rPr>
+            </w:r>
+            <w:r>
+              <w:rPr>
+                <w:rFonts w:ascii="Calibri" w:hAnsi="Calibri"/>
+                <w:sz w:val="18"/>
+              </w:rPr>
+              <w:t>Année de référence</w:t>
+            </w:r>
+          </w:p>
+        </w:tc>
+        <w:tc>
+          <w:tcPr>
+            <w:tcW w:type="dxa" w:w="3135"/>
+          </w:tcPr>
+          <w:p>
+            <w:r>
+              <w:rPr>
+                <w:rFonts w:ascii="Calibri" w:hAnsi="Calibri"/>
+              </w:rPr>
+            </w:r>
+            <w:r>
+              <w:rPr>
+                <w:rFonts w:ascii="Calibri" w:hAnsi="Calibri"/>
+                <w:sz w:val="18"/>
+              </w:rPr>
+              <w:t>France 2024 extrapolée</w:t>
+            </w:r>
+          </w:p>
+        </w:tc>
+        <w:tc>
+          <w:tcPr>
+            <w:tcW w:type="dxa" w:w="3135"/>
+          </w:tcPr>
+          <w:p>
+            <w:r>
+              <w:rPr>
+                <w:rFonts w:ascii="Calibri" w:hAnsi="Calibri"/>
+              </w:rPr>
+            </w:r>
+            <w:r>
+              <w:rPr>
+                <w:rFonts w:ascii="Calibri" w:hAnsi="Calibri"/>
+                <w:sz w:val="18"/>
+              </w:rPr>
+              <w:t>Suisse 2019</w:t>
+            </w:r>
+          </w:p>
+        </w:tc>
+      </w:tr>
+      <w:tr>
+        <w:tc>
+          <w:tcPr>
+            <w:tcW w:type="dxa" w:w="3135"/>
+          </w:tcPr>
+          <w:p>
+            <w:r>
+              <w:rPr>
+                <w:rFonts w:ascii="Calibri" w:hAnsi="Calibri"/>
+              </w:rPr>
+            </w:r>
+            <w:r>
+              <w:rPr>
+                <w:rFonts w:ascii="Calibri" w:hAnsi="Calibri"/>
+                <w:sz w:val="18"/>
+              </w:rPr>
+              <w:t>Valeur totale (taps)</w:t>
+            </w:r>
+          </w:p>
+        </w:tc>
+        <w:tc>
+          <w:tcPr>
+            <w:tcW w:type="dxa" w:w="3135"/>
+          </w:tcPr>
+          <w:p>
+            <w:r>
+              <w:rPr>
+                <w:rFonts w:ascii="Calibri" w:hAnsi="Calibri"/>
+              </w:rPr>
+            </w:r>
+            <w:r>
+              <w:rPr>
+                <w:rFonts w:ascii="Calibri" w:hAnsi="Calibri"/>
+                <w:sz w:val="18"/>
+              </w:rPr>
+              <w:t>64–79 M€ (~67–83 M CHF)</w:t>
+            </w:r>
+          </w:p>
+        </w:tc>
+        <w:tc>
+          <w:tcPr>
+            <w:tcW w:type="dxa" w:w="3135"/>
+          </w:tcPr>
+          <w:p>
+            <w:r>
+              <w:rPr>
+                <w:rFonts w:ascii="Calibri" w:hAnsi="Calibri"/>
+              </w:rPr>
+            </w:r>
+            <w:r>
+              <w:rPr>
+                <w:rFonts w:ascii="Calibri" w:hAnsi="Calibri"/>
+                <w:sz w:val="18"/>
+              </w:rPr>
+              <w:t>120,10 M CHF (108 M EUR) — 2019</w:t>
+            </w:r>
+          </w:p>
+        </w:tc>
+      </w:tr>
+      <w:tr>
+        <w:tc>
+          <w:tcPr>
+            <w:tcW w:type="dxa" w:w="3135"/>
+          </w:tcPr>
+          <w:p>
+            <w:r>
+              <w:rPr>
+                <w:rFonts w:ascii="Calibri" w:hAnsi="Calibri"/>
+              </w:rPr>
+            </w:r>
+            <w:r>
+              <w:rPr>
+                <w:rFonts w:ascii="Calibri" w:hAnsi="Calibri"/>
+                <w:sz w:val="18"/>
+              </w:rPr>
+              <w:t>Valeur estimée 2024</w:t>
+            </w:r>
+          </w:p>
+        </w:tc>
+        <w:tc>
+          <w:tcPr>
+            <w:tcW w:type="dxa" w:w="3135"/>
+          </w:tcPr>
+          <w:p>
+            <w:r>
+              <w:rPr>
+                <w:rFonts w:ascii="Calibri" w:hAnsi="Calibri"/>
+              </w:rPr>
+            </w:r>
+            <w:r>
+              <w:rPr>
+                <w:rFonts w:ascii="Calibri" w:hAnsi="Calibri"/>
+                <w:sz w:val="18"/>
+              </w:rPr>
+              <w:t>—</w:t>
+            </w:r>
+          </w:p>
+        </w:tc>
+        <w:tc>
+          <w:tcPr>
+            <w:tcW w:type="dxa" w:w="3135"/>
+          </w:tcPr>
+          <w:p>
+            <w:r>
+              <w:rPr>
+                <w:rFonts w:ascii="Calibri" w:hAnsi="Calibri"/>
+              </w:rPr>
+            </w:r>
+            <w:r>
+              <w:rPr>
+                <w:rFonts w:ascii="Calibri" w:hAnsi="Calibri"/>
+                <w:sz w:val="18"/>
+              </w:rPr>
+              <w:t>~136 M CHF (~129 M EUR)</w:t>
+            </w:r>
+          </w:p>
+        </w:tc>
+      </w:tr>
+      <w:tr>
+        <w:tc>
+          <w:tcPr>
+            <w:tcW w:type="dxa" w:w="3135"/>
+          </w:tcPr>
+          <w:p>
+            <w:r>
+              <w:rPr>
+                <w:rFonts w:ascii="Calibri" w:hAnsi="Calibri"/>
+              </w:rPr>
+            </w:r>
+            <w:r>
+              <w:rPr>
+                <w:rFonts w:ascii="Calibri" w:hAnsi="Calibri"/>
+                <w:sz w:val="18"/>
+              </w:rPr>
+              <w:t>Comparaison</w:t>
+            </w:r>
+          </w:p>
+        </w:tc>
+        <w:tc>
+          <w:tcPr>
+            <w:tcW w:type="dxa" w:w="3135"/>
+          </w:tcPr>
+          <w:p>
+            <w:r>
+              <w:rPr>
+                <w:rFonts w:ascii="Calibri" w:hAnsi="Calibri"/>
+              </w:rPr>
+            </w:r>
+            <w:r>
+              <w:rPr>
+                <w:rFonts w:ascii="Calibri" w:hAnsi="Calibri"/>
+                <w:sz w:val="18"/>
+              </w:rPr>
+              <w:t>Estimation A ≈ 52–65% de B</w:t>
+            </w:r>
+          </w:p>
+        </w:tc>
+        <w:tc>
+          <w:tcPr>
+            <w:tcW w:type="dxa" w:w="3135"/>
+          </w:tcPr>
+          <w:p>
+            <w:r>
+              <w:rPr>
+                <w:rFonts w:ascii="Calibri" w:hAnsi="Calibri"/>
+              </w:rPr>
+            </w:r>
+            <w:r>
+              <w:rPr>
+                <w:rFonts w:ascii="Calibri" w:hAnsi="Calibri"/>
+                <w:sz w:val="18"/>
+              </w:rPr>
+              <w:t>B plus large : résidentiel inclus</w:t>
+            </w:r>
+          </w:p>
+        </w:tc>
+      </w:tr>
+      <w:tr>
+        <w:tc>
+          <w:tcPr>
+            <w:tcW w:type="dxa" w:w="3135"/>
+          </w:tcPr>
+          <w:p>
+            <w:r>
+              <w:rPr>
+                <w:rFonts w:ascii="Calibri" w:hAnsi="Calibri"/>
+              </w:rPr>
+            </w:r>
+            <w:r>
+              <w:rPr>
+                <w:rFonts w:ascii="Calibri" w:hAnsi="Calibri"/>
+                <w:sz w:val="18"/>
+              </w:rPr>
+              <w:t>Niveau de confiance</w:t>
+            </w:r>
+          </w:p>
+        </w:tc>
+        <w:tc>
+          <w:tcPr>
+            <w:tcW w:type="dxa" w:w="3135"/>
+          </w:tcPr>
+          <w:p>
+            <w:r>
+              <w:rPr>
+                <w:rFonts w:ascii="Calibri" w:hAnsi="Calibri"/>
+              </w:rPr>
+            </w:r>
+            <w:r>
+              <w:rPr>
+                <w:rFonts w:ascii="Calibri" w:hAnsi="Calibri"/>
+                <w:sz w:val="18"/>
+              </w:rPr>
+              <w:t>Moyen (extrapolation)</w:t>
+            </w:r>
+          </w:p>
+        </w:tc>
+        <w:tc>
+          <w:tcPr>
+            <w:tcW w:type="dxa" w:w="3135"/>
+          </w:tcPr>
+          <w:p>
+            <w:r>
+              <w:rPr>
+                <w:rFonts w:ascii="Calibri" w:hAnsi="Calibri"/>
+              </w:rPr>
+            </w:r>
+            <w:r>
+              <w:rPr>
+                <w:rFonts w:ascii="Calibri" w:hAnsi="Calibri"/>
+                <w:sz w:val="18"/>
+              </w:rPr>
+              <w:t>Élevé (mesure directe industrie)</w:t>
+            </w:r>
+          </w:p>
+        </w:tc>
+      </w:tr>
+    </w:tbl>
+    <w:p>
+      <w:pPr>
+        <w:spacing w:before="80" w:after="80"/>
+      </w:pPr>
+      <w:r>
+        <w:rPr>
+          <w:rFonts w:ascii="Calibri" w:hAnsi="Calibri"/>
+          <w:b w:val="0"/>
+          <w:i/>
+          <w:color w:val="595959"/>
+          <w:sz w:val="18"/>
+        </w:rPr>
+        <w:t>⚠ Réconciliation A vs B : l'écart (A = 64–79 M€ ; B total = ~129 M EUR) s'explique par le périmètre différent. B inclut le résidentiel (95% du marché). La part Non-Housing (4,71%) de B = ~6,1 M EUR valeur nominale, mais corrigée du premium prix ERP (~×1,8) → ~11 M EUR. L'Estimation A (26,5–33 M€ robinetterie collective stricte) reste la référence pour le périmètre Presto. B confirme un marché total CH substantiel et un prix moyen MSP élevé (108 CHF/unité vs ~85 EUR en France estimé).</w:t>
       </w:r>
     </w:p>
     <w:p>
@@ -8503,7 +10509,7 @@
           <w:i w:val="0"/>
           <w:sz w:val="20"/>
         </w:rPr>
-        <w:t>[DONNÉE NON DISPONIBLE — Aucune donnée directe sur la taille du marché robinetterie collective ERP en Suisse. Estimations ci-dessous par extrapolation depuis France (méthode MAB). À confirmer via Meier Tobler, Suissetec, SVGW ou études sectorielles.]</w:t>
+        <w:t>Aucune donnée directe publique sur la taille du marché robinetterie collective ERP en Suisse. Deux méthodes d'estimation présentées ci-dessous. À confirmer via Meier Tobler, Suissetec, SVGW ou études sectorielles.</w:t>
       </w:r>
     </w:p>
     <w:p>
@@ -8519,7 +10525,39 @@
           <w:i w:val="0"/>
           <w:sz w:val="20"/>
         </w:rPr>
-        <w:t>Estimation robinetterie ERP Suisse (collectivités strictes) : 26,5–33 M€ (~28–35 M CHF) selon Méthode 1. Périmètre élargi (collectivités + WC + douches) : 64–79 M€ (~67–83 M CHF).</w:t>
+        <w:t>Méthode 1 (extrapolation France) — robinetterie collective stricte : 26,5–33 M€ (~28–35 M CHF). Périmètre élargi (collectivités + WC + douches) : 64–79 M€ (~67–83 M CHF).</w:t>
+      </w:r>
+    </w:p>
+    <w:p>
+      <w:pPr>
+        <w:pStyle w:val="ListBullet"/>
+        <w:spacing w:before="80" w:after="80"/>
+        <w:ind w:left="0"/>
+      </w:pPr>
+      <w:r>
+        <w:rPr>
+          <w:rFonts w:ascii="Calibri" w:hAnsi="Calibri"/>
+          <w:b w:val="0"/>
+          <w:i w:val="0"/>
+          <w:sz w:val="20"/>
+        </w:rPr>
+        <w:t>Méthode 2 (BRG CH 2020, part Non-Housing 4,71% ajustée prix premium ERP ×1,80) : ~9–11 M€ (~9,5–11,5 M CHF). Borne basse — BRG mesure les ventes fabricants et peut sous-estimer les circuits professionnels ERP.</w:t>
+      </w:r>
+    </w:p>
+    <w:p>
+      <w:pPr>
+        <w:pStyle w:val="ListBullet"/>
+        <w:spacing w:before="80" w:after="80"/>
+        <w:ind w:left="0"/>
+      </w:pPr>
+      <w:r>
+        <w:rPr>
+          <w:rFonts w:ascii="Calibri" w:hAnsi="Calibri"/>
+          <w:b w:val="0"/>
+          <w:i w:val="0"/>
+          <w:sz w:val="20"/>
+        </w:rPr>
+        <w:t>Fourchette large retenue : 10–33 M€ — à affiner terrain (Meier Tobler, Suissetec). Marché total taps &amp; mixers CH (BRG 2019, toutes applications) : 120,10 M CHF / 108,20 M EUR.</w:t>
       </w:r>
     </w:p>
     <w:p>
@@ -9294,27 +11332,8 @@
           <w:i w:val="0"/>
           <w:sz w:val="20"/>
         </w:rPr>
-        <w:t>Méthode 2 — base Études BRG</w:t>
+        <w:t>Méthode 2 — base BRG CH 2020 (Part Non-Housing appliquée au marché total)</w:t>
       </w:r>
-    </w:p>
-    <w:p>
-      <w:pPr>
-        <w:spacing w:before="80" w:after="80"/>
-      </w:pPr>
-      <w:r>
-        <w:rPr>
-          <w:rFonts w:ascii="Calibri" w:hAnsi="Calibri"/>
-          <w:b w:val="0"/>
-          <w:i w:val="0"/>
-          <w:sz w:val="20"/>
-        </w:rPr>
-        <w:t>[DONNÉE NON DISPONIBLE — Aucune étude BRG Suisse disponible. Méthode 2 non calculable. Fourchette finale retenue : 26,5–33 M€ (Méthode 1 uniquement). Niveau de confiance : MOYEN. À confirmer terrain.]</w:t>
-      </w:r>
-    </w:p>
-    <w:p>
-      <w:pPr>
-        <w:spacing w:before="80" w:after="80"/>
-      </w:pPr>
     </w:p>
     <w:tbl>
       <w:tblPr>
@@ -9346,6 +11365,7 @@
                 <w:color w:val="595959"/>
                 <w:sz w:val="18"/>
               </w:rPr>
+              <w:t>Étape</w:t>
             </w:r>
           </w:p>
         </w:tc>
@@ -9367,7 +11387,7 @@
                 <w:color w:val="595959"/>
                 <w:sz w:val="18"/>
               </w:rPr>
-              <w:t>Méthode 1 (base France ÷ 2)</w:t>
+              <w:t>Calcul</w:t>
             </w:r>
           </w:p>
         </w:tc>
@@ -9389,7 +11409,7 @@
                 <w:color w:val="595959"/>
                 <w:sz w:val="18"/>
               </w:rPr>
-              <w:t>Méthode 2 (base BRG Suisse)</w:t>
+              <w:t>Résultat</w:t>
             </w:r>
           </w:p>
         </w:tc>
@@ -9410,7 +11430,7 @@
                 <w:rFonts w:ascii="Calibri" w:hAnsi="Calibri"/>
                 <w:sz w:val="18"/>
               </w:rPr>
-              <w:t>Base robinetterie collectivités</w:t>
+              <w:t>Total taps &amp; mixers CH (BRG 2019)</w:t>
             </w:r>
           </w:p>
         </w:tc>
@@ -9429,7 +11449,7 @@
                 <w:rFonts w:ascii="Calibri" w:hAnsi="Calibri"/>
                 <w:sz w:val="18"/>
               </w:rPr>
-              <w:t>100–125 M€ (France, déc. 2024)</w:t>
+              <w:t>CH_Bathrooms_Full_Report_2020, p.102</w:t>
             </w:r>
           </w:p>
         </w:tc>
@@ -9448,7 +11468,7 @@
                 <w:rFonts w:ascii="Calibri" w:hAnsi="Calibri"/>
                 <w:sz w:val="18"/>
               </w:rPr>
-              <w:t>NON DISPONIBLE</w:t>
+              <w:t>120,10 M CHF = 108,20 M EUR</w:t>
             </w:r>
           </w:p>
         </w:tc>
@@ -9469,7 +11489,7 @@
                 <w:rFonts w:ascii="Calibri" w:hAnsi="Calibri"/>
                 <w:sz w:val="18"/>
               </w:rPr>
-              <w:t>Coefficient</w:t>
+              <w:t>Part Non-Housing en volume (BRG 2019)</w:t>
             </w:r>
           </w:p>
         </w:tc>
@@ -9488,7 +11508,7 @@
                 <w:rFonts w:ascii="Calibri" w:hAnsi="Calibri"/>
                 <w:sz w:val="18"/>
               </w:rPr>
-              <w:t>0,265 (ajusté +12%)</w:t>
+              <w:t>52 500 / 1 114 400</w:t>
             </w:r>
           </w:p>
         </w:tc>
@@ -9507,7 +11527,7 @@
                 <w:rFonts w:ascii="Calibri" w:hAnsi="Calibri"/>
                 <w:sz w:val="18"/>
               </w:rPr>
-              <w:t>N/A</w:t>
+              <w:t>4,71%</w:t>
             </w:r>
           </w:p>
         </w:tc>
@@ -9528,7 +11548,7 @@
                 <w:rFonts w:ascii="Calibri" w:hAnsi="Calibri"/>
                 <w:sz w:val="18"/>
               </w:rPr>
-              <w:t>Estimation</w:t>
+              <w:t>Valeur Non-Housing nominale</w:t>
             </w:r>
           </w:p>
         </w:tc>
@@ -9547,7 +11567,7 @@
                 <w:rFonts w:ascii="Calibri" w:hAnsi="Calibri"/>
                 <w:sz w:val="18"/>
               </w:rPr>
-              <w:t>26,5–33,1 M€ (~28–35 M CHF)</w:t>
+              <w:t>120,10 M CHF × 4,71%</w:t>
             </w:r>
           </w:p>
         </w:tc>
@@ -9566,7 +11586,7 @@
                 <w:rFonts w:ascii="Calibri" w:hAnsi="Calibri"/>
                 <w:sz w:val="18"/>
               </w:rPr>
-              <w:t>N/A</w:t>
+              <w:t>5,66 M CHF ≈ 5,10 M EUR</w:t>
             </w:r>
           </w:p>
         </w:tc>
@@ -9587,7 +11607,7 @@
                 <w:rFonts w:ascii="Calibri" w:hAnsi="Calibri"/>
                 <w:sz w:val="18"/>
               </w:rPr>
-              <w:t>Fourchette retenue</w:t>
+              <w:t>Ajustement prix premium ERP</w:t>
             </w:r>
           </w:p>
         </w:tc>
@@ -9606,7 +11626,7 @@
                 <w:rFonts w:ascii="Calibri" w:hAnsi="Calibri"/>
                 <w:sz w:val="18"/>
               </w:rPr>
-              <w:t>26,5–33 M€</w:t>
+              <w:t>Self-closing 131 CHF/u + electronic 195 CHF/u vs moy. 108 CHF/u → ratio ~1,80×</w:t>
             </w:r>
           </w:p>
         </w:tc>
@@ -9625,7 +11645,7 @@
                 <w:rFonts w:ascii="Calibri" w:hAnsi="Calibri"/>
                 <w:sz w:val="18"/>
               </w:rPr>
-              <w:t>N/A</w:t>
+              <w:t>× 1,80</w:t>
             </w:r>
           </w:p>
         </w:tc>
@@ -9646,7 +11666,7 @@
                 <w:rFonts w:ascii="Calibri" w:hAnsi="Calibri"/>
                 <w:sz w:val="18"/>
               </w:rPr>
-              <w:t>Niveau de confiance</w:t>
+              <w:t>Estimation ERP valeur ajustée</w:t>
             </w:r>
           </w:p>
         </w:tc>
@@ -9665,7 +11685,7 @@
                 <w:rFonts w:ascii="Calibri" w:hAnsi="Calibri"/>
                 <w:sz w:val="18"/>
               </w:rPr>
-              <w:t>Moyen</w:t>
+              <w:t>5,66 M CHF × 1,80</w:t>
             </w:r>
           </w:p>
         </w:tc>
@@ -9684,7 +11704,7 @@
                 <w:rFonts w:ascii="Calibri" w:hAnsi="Calibri"/>
                 <w:sz w:val="18"/>
               </w:rPr>
-              <w:t>N/A</w:t>
+              <w:t>~10,2 M CHF ≈ 9,1 M EUR</w:t>
             </w:r>
           </w:p>
         </w:tc>
@@ -9705,7 +11725,7 @@
                 <w:rFonts w:ascii="Calibri" w:hAnsi="Calibri"/>
                 <w:sz w:val="18"/>
               </w:rPr>
-              <w:t>Fourchette finale consolidée</w:t>
+              <w:t>Mise à jour 2019 → 2024 (prix +16%)</w:t>
             </w:r>
           </w:p>
         </w:tc>
@@ -9724,7 +11744,7 @@
                 <w:rFonts w:ascii="Calibri" w:hAnsi="Calibri"/>
                 <w:sz w:val="18"/>
               </w:rPr>
-              <w:t>26,5–33 M€ — niveau de confiance MOYEN</w:t>
+              <w:t>9,1 M EUR × 1,16</w:t>
             </w:r>
           </w:p>
         </w:tc>
@@ -9743,6 +11763,445 @@
                 <w:rFonts w:ascii="Calibri" w:hAnsi="Calibri"/>
                 <w:sz w:val="18"/>
               </w:rPr>
+              <w:t>~10,6 M EUR ≈ 11 M CHF</w:t>
+            </w:r>
+          </w:p>
+        </w:tc>
+      </w:tr>
+      <w:tr>
+        <w:tc>
+          <w:tcPr>
+            <w:tcW w:type="dxa" w:w="3135"/>
+          </w:tcPr>
+          <w:p>
+            <w:r>
+              <w:rPr>
+                <w:rFonts w:ascii="Calibri" w:hAnsi="Calibri"/>
+              </w:rPr>
+            </w:r>
+            <w:r>
+              <w:rPr>
+                <w:rFonts w:ascii="Calibri" w:hAnsi="Calibri"/>
+                <w:sz w:val="18"/>
+              </w:rPr>
+              <w:t>Estimation Méthode 2 (ERP collectif CH)</w:t>
+            </w:r>
+          </w:p>
+        </w:tc>
+        <w:tc>
+          <w:tcPr>
+            <w:tcW w:type="dxa" w:w="3135"/>
+          </w:tcPr>
+          <w:p>
+            <w:r>
+              <w:rPr>
+                <w:rFonts w:ascii="Calibri" w:hAnsi="Calibri"/>
+              </w:rPr>
+            </w:r>
+            <w:r>
+              <w:rPr>
+                <w:rFonts w:ascii="Calibri" w:hAnsi="Calibri"/>
+                <w:sz w:val="18"/>
+              </w:rPr>
+              <w:t>—</w:t>
+            </w:r>
+          </w:p>
+        </w:tc>
+        <w:tc>
+          <w:tcPr>
+            <w:tcW w:type="dxa" w:w="3135"/>
+          </w:tcPr>
+          <w:p>
+            <w:r>
+              <w:rPr>
+                <w:rFonts w:ascii="Calibri" w:hAnsi="Calibri"/>
+              </w:rPr>
+            </w:r>
+            <w:r>
+              <w:rPr>
+                <w:rFonts w:ascii="Calibri" w:hAnsi="Calibri"/>
+                <w:sz w:val="18"/>
+              </w:rPr>
+              <w:t>~9–11 M EUR ≈ 9,5–11,5 M CHF</w:t>
+            </w:r>
+          </w:p>
+        </w:tc>
+      </w:tr>
+    </w:tbl>
+    <w:p>
+      <w:pPr>
+        <w:spacing w:before="80" w:after="80"/>
+      </w:pPr>
+    </w:p>
+    <w:tbl>
+      <w:tblPr>
+        <w:tblStyle w:val="TableGrid"/>
+        <w:tblW w:type="auto" w:w="0"/>
+        <w:tblLook w:firstColumn="1" w:firstRow="1" w:lastColumn="0" w:lastRow="0" w:noHBand="0" w:noVBand="1" w:val="04A0"/>
+      </w:tblPr>
+      <w:tblGrid>
+        <w:gridCol w:w="3135"/>
+        <w:gridCol w:w="3135"/>
+        <w:gridCol w:w="3135"/>
+      </w:tblGrid>
+      <w:tr>
+        <w:tc>
+          <w:tcPr>
+            <w:tcW w:type="dxa" w:w="3135"/>
+            <w:shd w:val="clear" w:color="auto" w:fill="EBEBEB"/>
+          </w:tcPr>
+          <w:p>
+            <w:r>
+              <w:rPr>
+                <w:rFonts w:ascii="Calibri" w:hAnsi="Calibri"/>
+              </w:rPr>
+            </w:r>
+            <w:r>
+              <w:rPr>
+                <w:rFonts w:ascii="Calibri" w:hAnsi="Calibri"/>
+                <w:b/>
+                <w:color w:val="595959"/>
+                <w:sz w:val="18"/>
+              </w:rPr>
+            </w:r>
+          </w:p>
+        </w:tc>
+        <w:tc>
+          <w:tcPr>
+            <w:tcW w:type="dxa" w:w="3135"/>
+            <w:shd w:val="clear" w:color="auto" w:fill="EBEBEB"/>
+          </w:tcPr>
+          <w:p>
+            <w:r>
+              <w:rPr>
+                <w:rFonts w:ascii="Calibri" w:hAnsi="Calibri"/>
+              </w:rPr>
+            </w:r>
+            <w:r>
+              <w:rPr>
+                <w:rFonts w:ascii="Calibri" w:hAnsi="Calibri"/>
+                <w:b/>
+                <w:color w:val="595959"/>
+                <w:sz w:val="18"/>
+              </w:rPr>
+              <w:t>Méthode 1 (base France ÷ 2)</w:t>
+            </w:r>
+          </w:p>
+        </w:tc>
+        <w:tc>
+          <w:tcPr>
+            <w:tcW w:type="dxa" w:w="3135"/>
+            <w:shd w:val="clear" w:color="auto" w:fill="EBEBEB"/>
+          </w:tcPr>
+          <w:p>
+            <w:r>
+              <w:rPr>
+                <w:rFonts w:ascii="Calibri" w:hAnsi="Calibri"/>
+              </w:rPr>
+            </w:r>
+            <w:r>
+              <w:rPr>
+                <w:rFonts w:ascii="Calibri" w:hAnsi="Calibri"/>
+                <w:b/>
+                <w:color w:val="595959"/>
+                <w:sz w:val="18"/>
+              </w:rPr>
+              <w:t>Méthode 2 (base BRG CH 2020)</w:t>
+            </w:r>
+          </w:p>
+        </w:tc>
+      </w:tr>
+      <w:tr>
+        <w:tc>
+          <w:tcPr>
+            <w:tcW w:type="dxa" w:w="3135"/>
+          </w:tcPr>
+          <w:p>
+            <w:r>
+              <w:rPr>
+                <w:rFonts w:ascii="Calibri" w:hAnsi="Calibri"/>
+              </w:rPr>
+            </w:r>
+            <w:r>
+              <w:rPr>
+                <w:rFonts w:ascii="Calibri" w:hAnsi="Calibri"/>
+                <w:sz w:val="18"/>
+              </w:rPr>
+              <w:t>Base robinetterie collectivités</w:t>
+            </w:r>
+          </w:p>
+        </w:tc>
+        <w:tc>
+          <w:tcPr>
+            <w:tcW w:type="dxa" w:w="3135"/>
+          </w:tcPr>
+          <w:p>
+            <w:r>
+              <w:rPr>
+                <w:rFonts w:ascii="Calibri" w:hAnsi="Calibri"/>
+              </w:rPr>
+            </w:r>
+            <w:r>
+              <w:rPr>
+                <w:rFonts w:ascii="Calibri" w:hAnsi="Calibri"/>
+                <w:sz w:val="18"/>
+              </w:rPr>
+              <w:t>100–125 M€ (France, déc. 2024)</w:t>
+            </w:r>
+          </w:p>
+        </w:tc>
+        <w:tc>
+          <w:tcPr>
+            <w:tcW w:type="dxa" w:w="3135"/>
+          </w:tcPr>
+          <w:p>
+            <w:r>
+              <w:rPr>
+                <w:rFonts w:ascii="Calibri" w:hAnsi="Calibri"/>
+              </w:rPr>
+            </w:r>
+            <w:r>
+              <w:rPr>
+                <w:rFonts w:ascii="Calibri" w:hAnsi="Calibri"/>
+                <w:sz w:val="18"/>
+              </w:rPr>
+              <w:t>120,10 M CHF (BRG, 2019 — toutes taps CH)</w:t>
+            </w:r>
+          </w:p>
+        </w:tc>
+      </w:tr>
+      <w:tr>
+        <w:tc>
+          <w:tcPr>
+            <w:tcW w:type="dxa" w:w="3135"/>
+          </w:tcPr>
+          <w:p>
+            <w:r>
+              <w:rPr>
+                <w:rFonts w:ascii="Calibri" w:hAnsi="Calibri"/>
+              </w:rPr>
+            </w:r>
+            <w:r>
+              <w:rPr>
+                <w:rFonts w:ascii="Calibri" w:hAnsi="Calibri"/>
+                <w:sz w:val="18"/>
+              </w:rPr>
+              <w:t>Coefficient / Part ERP</w:t>
+            </w:r>
+          </w:p>
+        </w:tc>
+        <w:tc>
+          <w:tcPr>
+            <w:tcW w:type="dxa" w:w="3135"/>
+          </w:tcPr>
+          <w:p>
+            <w:r>
+              <w:rPr>
+                <w:rFonts w:ascii="Calibri" w:hAnsi="Calibri"/>
+              </w:rPr>
+            </w:r>
+            <w:r>
+              <w:rPr>
+                <w:rFonts w:ascii="Calibri" w:hAnsi="Calibri"/>
+                <w:sz w:val="18"/>
+              </w:rPr>
+              <w:t>0,265 (ajusté +12%)</w:t>
+            </w:r>
+          </w:p>
+        </w:tc>
+        <w:tc>
+          <w:tcPr>
+            <w:tcW w:type="dxa" w:w="3135"/>
+          </w:tcPr>
+          <w:p>
+            <w:r>
+              <w:rPr>
+                <w:rFonts w:ascii="Calibri" w:hAnsi="Calibri"/>
+              </w:rPr>
+            </w:r>
+            <w:r>
+              <w:rPr>
+                <w:rFonts w:ascii="Calibri" w:hAnsi="Calibri"/>
+                <w:sz w:val="18"/>
+              </w:rPr>
+              <w:t>4,71% Non-Housing × 1,80 prix premium</w:t>
+            </w:r>
+          </w:p>
+        </w:tc>
+      </w:tr>
+      <w:tr>
+        <w:tc>
+          <w:tcPr>
+            <w:tcW w:type="dxa" w:w="3135"/>
+          </w:tcPr>
+          <w:p>
+            <w:r>
+              <w:rPr>
+                <w:rFonts w:ascii="Calibri" w:hAnsi="Calibri"/>
+              </w:rPr>
+            </w:r>
+            <w:r>
+              <w:rPr>
+                <w:rFonts w:ascii="Calibri" w:hAnsi="Calibri"/>
+                <w:sz w:val="18"/>
+              </w:rPr>
+              <w:t>Estimation ERP (rob. collective)</w:t>
+            </w:r>
+          </w:p>
+        </w:tc>
+        <w:tc>
+          <w:tcPr>
+            <w:tcW w:type="dxa" w:w="3135"/>
+          </w:tcPr>
+          <w:p>
+            <w:r>
+              <w:rPr>
+                <w:rFonts w:ascii="Calibri" w:hAnsi="Calibri"/>
+              </w:rPr>
+            </w:r>
+            <w:r>
+              <w:rPr>
+                <w:rFonts w:ascii="Calibri" w:hAnsi="Calibri"/>
+                <w:sz w:val="18"/>
+              </w:rPr>
+              <w:t>26,5–33,1 M€ (~28–35 M CHF)</w:t>
+            </w:r>
+          </w:p>
+        </w:tc>
+        <w:tc>
+          <w:tcPr>
+            <w:tcW w:type="dxa" w:w="3135"/>
+          </w:tcPr>
+          <w:p>
+            <w:r>
+              <w:rPr>
+                <w:rFonts w:ascii="Calibri" w:hAnsi="Calibri"/>
+              </w:rPr>
+            </w:r>
+            <w:r>
+              <w:rPr>
+                <w:rFonts w:ascii="Calibri" w:hAnsi="Calibri"/>
+                <w:sz w:val="18"/>
+              </w:rPr>
+              <w:t>~9–11 M EUR (~9,5–11,5 M CHF, 2024)</w:t>
+            </w:r>
+          </w:p>
+        </w:tc>
+      </w:tr>
+      <w:tr>
+        <w:tc>
+          <w:tcPr>
+            <w:tcW w:type="dxa" w:w="3135"/>
+          </w:tcPr>
+          <w:p>
+            <w:r>
+              <w:rPr>
+                <w:rFonts w:ascii="Calibri" w:hAnsi="Calibri"/>
+              </w:rPr>
+            </w:r>
+            <w:r>
+              <w:rPr>
+                <w:rFonts w:ascii="Calibri" w:hAnsi="Calibri"/>
+                <w:sz w:val="18"/>
+              </w:rPr>
+              <w:t>Niveau de confiance</w:t>
+            </w:r>
+          </w:p>
+        </w:tc>
+        <w:tc>
+          <w:tcPr>
+            <w:tcW w:type="dxa" w:w="3135"/>
+          </w:tcPr>
+          <w:p>
+            <w:r>
+              <w:rPr>
+                <w:rFonts w:ascii="Calibri" w:hAnsi="Calibri"/>
+              </w:rPr>
+            </w:r>
+            <w:r>
+              <w:rPr>
+                <w:rFonts w:ascii="Calibri" w:hAnsi="Calibri"/>
+                <w:sz w:val="18"/>
+              </w:rPr>
+              <w:t>Moyen (extrapolation)</w:t>
+            </w:r>
+          </w:p>
+        </w:tc>
+        <w:tc>
+          <w:tcPr>
+            <w:tcW w:type="dxa" w:w="3135"/>
+          </w:tcPr>
+          <w:p>
+            <w:r>
+              <w:rPr>
+                <w:rFonts w:ascii="Calibri" w:hAnsi="Calibri"/>
+              </w:rPr>
+            </w:r>
+            <w:r>
+              <w:rPr>
+                <w:rFonts w:ascii="Calibri" w:hAnsi="Calibri"/>
+                <w:sz w:val="18"/>
+              </w:rPr>
+              <w:t>Moyen-élevé (BRG direct, ajustement prix)</w:t>
+            </w:r>
+          </w:p>
+        </w:tc>
+      </w:tr>
+      <w:tr>
+        <w:tc>
+          <w:tcPr>
+            <w:tcW w:type="dxa" w:w="3135"/>
+          </w:tcPr>
+          <w:p>
+            <w:r>
+              <w:rPr>
+                <w:rFonts w:ascii="Calibri" w:hAnsi="Calibri"/>
+              </w:rPr>
+            </w:r>
+            <w:r>
+              <w:rPr>
+                <w:rFonts w:ascii="Calibri" w:hAnsi="Calibri"/>
+                <w:sz w:val="18"/>
+              </w:rPr>
+              <w:t>Fourchette finale retenue</w:t>
+            </w:r>
+          </w:p>
+        </w:tc>
+        <w:tc>
+          <w:tcPr>
+            <w:tcW w:type="dxa" w:w="3135"/>
+          </w:tcPr>
+          <w:p>
+            <w:r>
+              <w:rPr>
+                <w:rFonts w:ascii="Calibri" w:hAnsi="Calibri"/>
+              </w:rPr>
+            </w:r>
+            <w:r>
+              <w:rPr>
+                <w:rFonts w:ascii="Calibri" w:hAnsi="Calibri"/>
+                <w:sz w:val="18"/>
+              </w:rPr>
+              <w:t>26,5–33 M€ (Méthode 1 — périmètre Presto)</w:t>
+            </w:r>
+          </w:p>
+        </w:tc>
+        <w:tc>
+          <w:tcPr>
+            <w:tcW w:type="dxa" w:w="3135"/>
+          </w:tcPr>
+          <w:p>
+            <w:r>
+              <w:rPr>
+                <w:rFonts w:ascii="Calibri" w:hAnsi="Calibri"/>
+              </w:rPr>
+            </w:r>
+            <w:r>
+              <w:rPr>
+                <w:rFonts w:ascii="Calibri" w:hAnsi="Calibri"/>
+                <w:sz w:val="18"/>
+              </w:rPr>
+              <w:t>9–11 M€ (Méthode 2 — borne basse)</w:t>
             </w:r>
           </w:p>
         </w:tc>
@@ -9765,7 +12224,7 @@
           <w:color w:val="595959"/>
           <w:sz w:val="18"/>
         </w:rPr>
-        <w:t>⚠ Limites : méthode ne capte pas l'économie informelle (quasi-nulle en Suisse → biais limité). Ne reflète pas les spécificités sectorielles locales. Volatilité CHF/EUR peut fausser la comparaison. Ajustement +12% repose sur hypothèses à confirmer terrain (Meier Tobler, installateurs).</w:t>
+        <w:t>⚠ Interprétation de l'écart M1 vs M2 : l'écart important (26–33 M€ vs 9–11 M€) s'explique par des périmètres différents. M1 extrapole depuis la France un marché ERP spécialisé (produits temporisés, anti-vandalisme, PMR) qui inclut des circuits professionnels non capturés par BRG. M2 (BRG) mesure les ventes déclarées par les fabricants, dont la part 'non-housing' peut être sous-estimée (certains produits ERP achetés via circuits résidentiels). La réalité du marché robinetterie collective Suisse se situe vraisemblablement dans une fourchette large : 10–33 M€. Terrain à confirmer via Meier Tobler et Suissetec. Limites communes : volatilité CHF/EUR ; économie informelle quasi-nulle en Suisse (biais minimal).</w:t>
       </w:r>
     </w:p>
     <w:p>
@@ -13359,7 +15818,32 @@
           <w:i w:val="0"/>
           <w:sz w:val="20"/>
         </w:rPr>
-        <w:t>Aucune donnée directe. À obtenir via Meier Tobler (demande confidentielle), SVGW, Suissetec. Alternative : commander l'étude BRG Suisse si elle existe (europe@brgbuildingsolutions.com).</w:t>
+        <w:t>BRG CH 2020 donne le total taps CH (120 M CHF) et la part Non-Housing (4,71%). Estimation B = 9–11 M EUR (borne basse). Estimation A = 26–33 M€. Fourchette large 10–33 M€. À affiner via Meier Tobler ou Suissetec (déclaration ventes ERP). Mise à jour BRG post-2020 à demander : europe@brgbuildingsolutions.com</w:t>
+      </w:r>
+    </w:p>
+    <w:p>
+      <w:pPr>
+        <w:pStyle w:val="ListBullet"/>
+        <w:spacing w:before="80" w:after="80"/>
+        <w:ind w:left="0"/>
+      </w:pPr>
+      <w:r>
+        <w:rPr>
+          <w:rFonts w:ascii="Calibri" w:hAnsi="Calibri"/>
+          <w:b/>
+          <w:i w:val="0"/>
+          <w:sz w:val="20"/>
+        </w:rPr>
+        <w:t xml:space="preserve">Ajustement prix premium ERP ×1,80 dans Méthode 2 : </w:t>
+      </w:r>
+      <w:r>
+        <w:rPr>
+          <w:rFonts w:ascii="Calibri" w:hAnsi="Calibri"/>
+          <w:b w:val="0"/>
+          <w:i w:val="0"/>
+          <w:sz w:val="20"/>
+        </w:rPr>
+        <w:t>Hypothèse basée sur ratio MSP self-closing (131 CHF/u) + electronic (195 CHF/u) vs moyenne marché (108 CHF/u). À valider via catalogues Meier Tobler ou Delabie CH. Facteur multiplicateur sensible : impact direct sur l'Estimation B.</w:t>
       </w:r>
     </w:p>
     <w:p>
